--- a/public/resume.docx
+++ b/public/resume.docx
@@ -59,7 +59,7 @@
         <w:t xml:space="preserve">  Vidhi Aggarwal</w:t>
       </w:r>
     </w:p>
-    <w:p xmlns:wp14="http://schemas.microsoft.com/office/word/2010/wordml" wp14:textId="25AB4E8A">
+    <w:p xmlns:wp14="http://schemas.microsoft.com/office/word/2010/wordml" wp14:textId="4D257965">
       <w:r>
         <w:rPr>
           <w:rFonts w:ascii="Times New Roman" w:hAnsi="Times New Roman" w:eastAsia="Times New Roman" w:cs="Times New Roman"/>
@@ -100,7 +100,7 @@
         </w:rPr>
         <w:t xml:space="preserve"> </w:t>
       </w:r>
-      <w:hyperlink r:id="Re95e8f274bc440ca">
+      <w:hyperlink r:id="Reb74b338c5384ee9">
         <w:r>
           <w:rPr>
             <w:rStyle w:val="Hyperlink"/>
@@ -121,7 +121,7 @@
         </w:rPr>
         <w:t xml:space="preserve"> |</w:t>
       </w:r>
-      <w:hyperlink r:id="Rc1aadb4749714bfb">
+      <w:hyperlink r:id="Rbb4d967f4dd54813">
         <w:r>
           <w:rPr>
             <w:rStyle w:val="Hyperlink"/>
@@ -131,6 +131,32 @@
             <w:szCs w:val="24"/>
           </w:rPr>
           <w:t>LinkedIn</w:t>
+        </w:r>
+        <w:r>
+          <w:rPr>
+            <w:rStyle w:val="Hyperlink"/>
+            <w:rFonts w:ascii="Times New Roman" w:hAnsi="Times New Roman" w:eastAsia="Times New Roman" w:cs="Times New Roman"/>
+            <w:color w:val="000000" w:themeColor="text1" w:themeTint="FF" w:themeShade="FF"/>
+            <w:sz w:val="24"/>
+            <w:szCs w:val="24"/>
+          </w:rPr>
+          <w:t>|</w:t>
+        </w:r>
+      </w:hyperlink>
+      <w:r>
+        <w:rPr/>
+        <w:t xml:space="preserve"> </w:t>
+      </w:r>
+      <w:hyperlink r:id="Reaccdb7e25ac4562">
+        <w:r>
+          <w:rPr>
+            <w:rStyle w:val="Hyperlink"/>
+            <w:rFonts w:ascii="Times New Roman" w:hAnsi="Times New Roman" w:eastAsia="Times New Roman" w:cs="Times New Roman"/>
+            <w:b w:val="1"/>
+            <w:bCs w:val="1"/>
+            <w:color w:val="auto"/>
+          </w:rPr>
+          <w:t>Portfolio</w:t>
         </w:r>
       </w:hyperlink>
     </w:p>
@@ -876,11 +902,13 @@
         <w:jc w:val="both"/>
         <w:rPr>
           <w:rFonts w:ascii="Times New Roman" w:hAnsi="Times New Roman" w:eastAsia="Times New Roman" w:cs="Times New Roman"/>
+          <w:color w:val="FFC000"/>
         </w:rPr>
       </w:pPr>
       <w:r>
         <w:rPr>
           <w:rFonts w:ascii="Times New Roman" w:hAnsi="Times New Roman" w:eastAsia="Times New Roman" w:cs="Times New Roman"/>
+          <w:color w:val="FFC000"/>
         </w:rPr>
         <w:t>Education</w:t>
       </w:r>
